--- a/ind/docx/53.content.docx
+++ b/ind/docx/53.content.docx
@@ -12802,7 +12802,7 @@
         <w:rPr>
           <w:lang w:val="id_ID" w:bidi="id_ID"/>
         </w:rPr>
-        <w:t>Pernyataan Penghubung: Paulus mengakhiri bagian ini dengan sebuah ucapan berkat. Gunakanlah bentuk yang dapat dikenali orang sebagai berkat dalam bahasa Anda. Terjemahan alternatif: "Sekarang kiranya Tuhan kita Yesus Kristus sendiri dan Allah Bapa kita" atau "Kami berdoa agar Tuhan kita Yesus Kristus sendiri dan Allah Bapa kita"</w:t>
+        <w:t>Paulus mengakhiri bagian ini dengan sebuah ucapan berkat. Gunakanlah bentuk yang dapat dikenali orang sebagai berkat dalam bahasa Anda. Terjemahan alternatif: "Sekarang kiranya Tuhan kita Yesus Kristus sendiri dan Allah Bapa kita" atau "Kami berdoa agar Tuhan kita Yesus Kristus sendiri dan Allah Bapa kita"</w:t>
       </w:r>
     </w:p>
     <w:p>
@@ -15242,21 +15242,27 @@
         <w:rPr>
           <w:lang w:val="id_ID" w:bidi="id_ID"/>
         </w:rPr>
-        <w:t>Informasi Umum: Dalam ayat 6–15, Paulus memberikan beberapa instruksi terakhir kepada jemaat mengenai bekerja dan tidak menganggur. Judul untuk bagian ini mungkin adalah, “Orang Percaya Harus Bekerja.”</w:t>
-      </w:r>
-    </w:p>
-    <w:p>
-      <w:pPr/>
-      <w:r>
-        <w:rPr>
-          <w:lang w:val="id_ID" w:bidi="id_ID"/>
-        </w:rPr>
-      </w:r>
-      <w:r>
-        <w:rPr>
-          <w:lang w:val="id_ID" w:bidi="id_ID"/>
-        </w:rPr>
-        <w:t>Lihat:</w:t>
+        <w:t>Dalam ayat 6–15, Paulus memberikan beberapa instruksi terakhir kepada jemaat mengenai bekerja dan tidak menganggur. Judul untuk bagian ini mungkin adalah, “Orang Percaya Harus Bekerja.”</w:t>
+      </w:r>
+    </w:p>
+    <w:p>
+      <w:pPr/>
+      <w:r>
+        <w:rPr>
+          <w:lang w:val="id_ID" w:bidi="id_ID"/>
+        </w:rPr>
+      </w:r>
+      <w:r>
+        <w:rPr>
+          <w:lang w:val="id_ID" w:bidi="id_ID"/>
+        </w:rPr>
+        <w:t xml:space="preserve">Lihat: </w:t>
+      </w:r>
+      <w:r>
+        <w:rPr>
+          <w:lang w:val="id_ID" w:bidi="id_ID"/>
+        </w:rPr>
+        <w:t>Judul Perikop</w:t>
       </w:r>
       <w:r>
         <w:rPr>
